--- a/public/downloads/minutes-meeting-10-01-2026-FULL-TRANSCRIPT.docx
+++ b/public/downloads/minutes-meeting-10-01-2026-FULL-TRANSCRIPT.docx
@@ -322,7 +322,31 @@
           <w:color w:val="8B2E2E"/>
           <w:sz w:val="26"/>
         </w:rPr>
-        <w:t>Page 1 of 1</w:t>
+        <w:t>BEFORE THE SOLE ARBITRATOR</w:t>
+      </w:r>
+    </w:p>
+    <w:p>
+      <w:r>
+        <w:rPr>
+          <w:rFonts w:ascii="Times New Roman" w:hAnsi="Times New Roman" w:eastAsia="Times New Roman"/>
+          <w:b/>
+          <w:i w:val="0"/>
+          <w:color w:val="8B2E2E"/>
+          <w:sz w:val="26"/>
+        </w:rPr>
+        <w:t>SR. ADV. NITIN N. N. P. SARDESSAI</w:t>
+      </w:r>
+    </w:p>
+    <w:p>
+      <w:r>
+        <w:rPr>
+          <w:rFonts w:ascii="Times New Roman" w:hAnsi="Times New Roman" w:eastAsia="Times New Roman"/>
+          <w:b/>
+          <w:i w:val="0"/>
+          <w:color w:val="8B2E2E"/>
+          <w:sz w:val="26"/>
+        </w:rPr>
+        <w:t>AT PANAJI – GOA</w:t>
       </w:r>
     </w:p>
     <w:p>
@@ -333,7 +357,19 @@
           <w:i w:val="0"/>
           <w:sz w:val="22"/>
         </w:rPr>
-        <w:t>BEFORE THE SOLE ARBITRATOR</w:t>
+        <w:t>VIKRAM SHAH …CLAIMANT VERSUS RIVA TRINDADE AND 3 ORS …RESPONDENTS</w:t>
+      </w:r>
+    </w:p>
+    <w:p>
+      <w:r>
+        <w:rPr>
+          <w:rFonts w:ascii="Times New Roman" w:hAnsi="Times New Roman" w:eastAsia="Times New Roman"/>
+          <w:b/>
+          <w:i w:val="0"/>
+          <w:color w:val="8B2E2E"/>
+          <w:sz w:val="26"/>
+        </w:rPr>
+        <w:t>&lt;u&gt;MINUTES OF PROCEEDINGS DATED 10&lt;sup&gt;th&lt;/sup&gt; JANUARY 2026&lt;/u&gt;</w:t>
       </w:r>
     </w:p>
     <w:p>
@@ -344,7 +380,7 @@
           <w:i w:val="0"/>
           <w:sz w:val="22"/>
         </w:rPr>
-        <w:t xml:space="preserve">               SR. ADV. NITIN N. N. P. SARDESSAI</w:t>
+        <w:t>1. In view of the personal difficulty of the presiding authority of this Tribunal, the proceedings are rescheduled with the consent of all the concerned parties to a mutually agreed date and time.</w:t>
       </w:r>
     </w:p>
     <w:p>
@@ -355,7 +391,7 @@
           <w:i w:val="0"/>
           <w:sz w:val="22"/>
         </w:rPr>
-        <w:t xml:space="preserve">                          AT PANAJI – GOA</w:t>
+        <w:t>2. The matter stands adjourned to 31&lt;sup&gt;st&lt;/sup&gt; January 2026, at 11.00 am at the same venue and seat, by consent.</w:t>
       </w:r>
     </w:p>
     <w:p>
@@ -366,142 +402,21 @@
           <w:i w:val="0"/>
           <w:sz w:val="22"/>
         </w:rPr>
-        <w:t>VIKRAM SHAH                                           …CLAIMANT</w:t>
+        <w:t>3. Stand Over to 31&lt;sup&gt;st&lt;/sup&gt; January 2026 at 11.00 am at the same venue and seat.</w:t>
       </w:r>
     </w:p>
     <w:p>
       <w:r>
         <w:rPr>
           <w:rFonts w:ascii="Times New Roman" w:hAnsi="Times New Roman" w:eastAsia="Times New Roman"/>
-          <w:b w:val="0"/>
+          <w:b/>
           <w:i w:val="0"/>
-          <w:sz w:val="22"/>
+          <w:color w:val="8B2E2E"/>
+          <w:sz w:val="26"/>
         </w:rPr>
-        <w:t xml:space="preserve">                                 VERSUS</w:t>
+        <w:t>Place: Panaji – Goa. Sr. Adv. Nitin N. N. P. Sardessai Date:10.01.2026 Sole Arbitrator</w:t>
       </w:r>
     </w:p>
-    <w:p>
-      <w:r>
-        <w:rPr>
-          <w:rFonts w:ascii="Times New Roman" w:hAnsi="Times New Roman" w:eastAsia="Times New Roman"/>
-          <w:b w:val="0"/>
-          <w:i w:val="0"/>
-          <w:sz w:val="22"/>
-        </w:rPr>
-        <w:t>RIVA TRINDADE AND 3 ORS                               …RESPONDENTS</w:t>
-      </w:r>
-    </w:p>
-    <w:p>
-      <w:r>
-        <w:rPr>
-          <w:rFonts w:ascii="Times New Roman" w:hAnsi="Times New Roman" w:eastAsia="Times New Roman"/>
-          <w:b w:val="0"/>
-          <w:i w:val="0"/>
-          <w:sz w:val="22"/>
-        </w:rPr>
-        <w:t xml:space="preserve">     MINUTES OF PROCEEDINGS DATED 10th JANUARY 2026</w:t>
-      </w:r>
-    </w:p>
-    <w:p>
-      <w:r>
-        <w:rPr>
-          <w:rFonts w:ascii="Times New Roman" w:hAnsi="Times New Roman" w:eastAsia="Times New Roman"/>
-          <w:b w:val="0"/>
-          <w:i w:val="0"/>
-          <w:sz w:val="22"/>
-        </w:rPr>
-        <w:t>1.     In view of the personal difficulty of the presiding authority of this</w:t>
-      </w:r>
-    </w:p>
-    <w:p>
-      <w:r>
-        <w:rPr>
-          <w:rFonts w:ascii="Times New Roman" w:hAnsi="Times New Roman" w:eastAsia="Times New Roman"/>
-          <w:b w:val="0"/>
-          <w:i w:val="0"/>
-          <w:sz w:val="22"/>
-        </w:rPr>
-        <w:t xml:space="preserve">       Tribunal, the proceedings are rescheduled with the consent of all</w:t>
-      </w:r>
-    </w:p>
-    <w:p>
-      <w:r>
-        <w:rPr>
-          <w:rFonts w:ascii="Times New Roman" w:hAnsi="Times New Roman" w:eastAsia="Times New Roman"/>
-          <w:b w:val="0"/>
-          <w:i w:val="0"/>
-          <w:sz w:val="22"/>
-        </w:rPr>
-        <w:t xml:space="preserve">       the concerned parties to a mutually agreed date and time.</w:t>
-      </w:r>
-    </w:p>
-    <w:p>
-      <w:r>
-        <w:rPr>
-          <w:rFonts w:ascii="Times New Roman" w:hAnsi="Times New Roman" w:eastAsia="Times New Roman"/>
-          <w:b w:val="0"/>
-          <w:i w:val="0"/>
-          <w:sz w:val="22"/>
-        </w:rPr>
-        <w:t>2.     The matter stands adjourned to 31st January 2026, at 11.00 am at</w:t>
-      </w:r>
-    </w:p>
-    <w:p>
-      <w:r>
-        <w:rPr>
-          <w:rFonts w:ascii="Times New Roman" w:hAnsi="Times New Roman" w:eastAsia="Times New Roman"/>
-          <w:b w:val="0"/>
-          <w:i w:val="0"/>
-          <w:sz w:val="22"/>
-        </w:rPr>
-        <w:t xml:space="preserve">       the same venue and seat, by consent.</w:t>
-      </w:r>
-    </w:p>
-    <w:p>
-      <w:r>
-        <w:rPr>
-          <w:rFonts w:ascii="Times New Roman" w:hAnsi="Times New Roman" w:eastAsia="Times New Roman"/>
-          <w:b w:val="0"/>
-          <w:i w:val="0"/>
-          <w:sz w:val="22"/>
-        </w:rPr>
-        <w:t>3.     Stand Over to 31st January 2026 at 11.00 am at the same venue and</w:t>
-      </w:r>
-    </w:p>
-    <w:p>
-      <w:r>
-        <w:rPr>
-          <w:rFonts w:ascii="Times New Roman" w:hAnsi="Times New Roman" w:eastAsia="Times New Roman"/>
-          <w:b w:val="0"/>
-          <w:i w:val="0"/>
-          <w:sz w:val="22"/>
-        </w:rPr>
-        <w:t xml:space="preserve">       seat.</w:t>
-      </w:r>
-    </w:p>
-    <w:p>
-      <w:r>
-        <w:rPr>
-          <w:rFonts w:ascii="Times New Roman" w:hAnsi="Times New Roman" w:eastAsia="Times New Roman"/>
-          <w:b w:val="0"/>
-          <w:i w:val="0"/>
-          <w:sz w:val="22"/>
-        </w:rPr>
-        <w:t>Place: Panaji – Goa.                Sr. Adv. Nitin N. N. P. Sardessai</w:t>
-      </w:r>
-    </w:p>
-    <w:p>
-      <w:r>
-        <w:rPr>
-          <w:rFonts w:ascii="Times New Roman" w:hAnsi="Times New Roman" w:eastAsia="Times New Roman"/>
-          <w:b w:val="0"/>
-          <w:i w:val="0"/>
-          <w:sz w:val="22"/>
-        </w:rPr>
-        <w:t>Date:10.01.2026                               Sole Arbitrator</w:t>
-      </w:r>
-    </w:p>
-    <w:p/>
     <w:sectPr>
       <w:headerReference w:type="default" r:id="rId9"/>
       <w:footerReference w:type="default" r:id="rId10"/>
